--- a/(e)CRF/COS-CDS_Auditrapport_en_TODO.docx
+++ b/(e)CRF/COS-CDS_Auditrapport_en_TODO.docx
@@ -176,7 +176,7 @@
         <w:rPr>
           <w:color w:val="2E3B47"/>
         </w:rPr>
-        <w:t>Nieuw eCRF 47: Ulcus-vervolgformulier — dekt de COS-eindpunten “wound healing” en “time to healing”, die voordien niet meetbaar waren: het protocol classificeerde een ulcus bij optreden (PEDIS/WIfI) maar had geen mechanisme om te registreren of en wanneer het geneest, en er bestond geen eCRF-document voor de in de protocoltekst genoemde Cardiff Wound Impact Schedule</w:t>
+        <w:t>Nieuw eCRF 47: Ulcus-vervolgformulier — dekt de COS-eindpunten “wound healing” en “time to healing”, die voordien niet meetbaar waren: het protocol classificeerde een ulcus bij optreden (PEDIS/WIfI) maar had geen mechanisme om te registreren of en wanneer het geneest</w:t>
       </w:r>
     </w:p>
     <w:p>
@@ -199,6 +199,17 @@
           <w:color w:val="2E3B47"/>
         </w:rPr>
         <w:t>protocol-analyse.html: nieuw domein “Veiligheid (AE/SAE)” + ontbrekende overzichtsrijen voor eCRF 44/45/45a/45b toegevoegd</w:t>
+      </w:r>
+    </w:p>
+    <w:p>
+      <w:pPr>
+        <w:pStyle w:val="ListBullet"/>
+      </w:pPr>
+      <w:r>
+        <w:rPr>
+          <w:color w:val="2E3B47"/>
+        </w:rPr>
+        <w:t>Teambeslissing (03/08/2026): de Cardiff Wound Impact Schedule wordt niet verder uitgewerkt. eCRF 47 is herleid tot uitsluitend genezingsstatus-tracking; de Cardiff-vermelding in protocol §5.5.6 en in protocol-analyse.html is verwijderd.</w:t>
       </w:r>
     </w:p>
     <w:p>
@@ -2343,51 +2354,7 @@
           <w:color w:val="123A5F"/>
           <w:sz w:val="23"/>
         </w:rPr>
-        <w:t>5.2 Cardiff Wound Impact Schedule — instrument zelf nog toe te voegen</w:t>
-      </w:r>
-    </w:p>
-    <w:p>
-      <w:r>
-        <w:rPr>
-          <w:i w:val="0"/>
-          <w:color w:val="B03A2E"/>
-        </w:rPr>
-        <w:t>eCRF 47 verwijst naar de gevalideerde Nederlandstalige Cardiff Wound Impact Schedule (§5.5.6 protocol), maar bevat — net als bij eCRF 34b/35b (iMCQ/iPCQ) — niet de vragenlijst zelf. De officiële, gevalideerde versie van dit instrument moet nog aangeschaft/gevonden en toegevoegd worden aan de eCRF-set (bv. als 47b).</w:t>
-      </w:r>
-    </w:p>
-    <w:p>
-      <w:pPr>
-        <w:spacing w:before="160"/>
-      </w:pPr>
-      <w:r>
-        <w:rPr>
-          <w:b/>
-          <w:color w:val="123A5F"/>
-          <w:sz w:val="23"/>
-        </w:rPr>
-        <w:t>5.3 Informed consent — Cardiff-vragenlijst niet vermeld bij patiënt</w:t>
-      </w:r>
-    </w:p>
-    <w:p>
-      <w:r>
-        <w:rPr>
-          <w:i w:val="0"/>
-          <w:color w:val="B03A2E"/>
-        </w:rPr>
-        <w:t>Het patiënten-ICF (eCRF 02) vermeldt reeds algemeen dat nieuwe voetklachten gemeld moeten worden, wat de AE/SAE-meldingsplicht (eCRF 46) dekt. Het ICF vermeldt echter nergens dat een deelnemer, bij het optreden van een nieuw ulcus, een bijkomende vragenlijst (Cardiff Wound Impact Schedule, op 4 en 12 weken) zal moeten invullen. Dit is een nieuwe belasting voor de deelnemer die mogelijk in het ICF vermeld moet worden voor volledige informed consent — te beoordelen door u/de EC.</w:t>
-      </w:r>
-    </w:p>
-    <w:p>
-      <w:pPr>
-        <w:spacing w:before="160"/>
-      </w:pPr>
-      <w:r>
-        <w:rPr>
-          <w:b/>
-          <w:color w:val="123A5F"/>
-          <w:sz w:val="23"/>
-        </w:rPr>
-        <w:t>5.4 Geboorteland als proxy voor race/ethnicity</w:t>
+        <w:t>5.2 Geboorteland als proxy voor race/ethnicity (niet dringend)</w:t>
       </w:r>
     </w:p>
     <w:p>
@@ -2396,7 +2363,7 @@
           <w:i w:val="0"/>
           <w:color w:val="59636E"/>
         </w:rPr>
-        <w:t>Deze keuze week bewust af van de letterlijke CDS-aanbeveling omwille van AVG/GDPR. Het kan nuttig zijn om dit expliciet te motiveren in de eventuele methodologiesectie van een toekomstige publicatie, zodat duidelijk is dat dit descriptor overwogen maar bewust aangepast werd (niet over het hoofd gezien).</w:t>
+        <w:t>Bevestigd: geboorteland (eCRF 07, 1.13) blijft de gekozen proxy. Geen actie nu nodig — enkel bij een eventuele publicatie is het nuttig om deze bewuste afwijking van de letterlijke CDS-aanbeveling (omwille van AVG/GDPR) kort te motiveren in de methodesectie.</w:t>
       </w:r>
     </w:p>
     <w:sectPr>

--- a/(e)CRF/COS-CDS_Auditrapport_en_TODO.docx
+++ b/(e)CRF/COS-CDS_Auditrapport_en_TODO.docx
@@ -176,7 +176,7 @@
         <w:rPr>
           <w:color w:val="2E3B47"/>
         </w:rPr>
-        <w:t>Nieuw eCRF 47: Ulcus-vervolgformulier — dekt de COS-eindpunten “wound healing” en “time to healing”, die voordien niet meetbaar waren: het protocol classificeerde een ulcus bij optreden (PEDIS/WIfI) maar had geen mechanisme om te registreren of en wanneer het geneest</w:t>
+        <w:t>Nieuw eCRF 47: Ulcus-vervolgformulier — dekt de COS-eindpunten “wound healing” en “time to healing”, die voordien niet meetbaar waren: het protocol classificeerde een ulcus bij optreden (PEDIS/WIfI) maar had geen mechanisme om te registreren of en wanneer het geneest, en er bestond geen eCRF-document voor de in de protocoltekst genoemde Cardiff Wound Impact Schedule</w:t>
       </w:r>
     </w:p>
     <w:p>
@@ -209,7 +209,7 @@
         <w:rPr>
           <w:color w:val="2E3B47"/>
         </w:rPr>
-        <w:t>Teambeslissing (03/08/2026): de Cardiff Wound Impact Schedule wordt niet verder uitgewerkt. eCRF 47 is herleid tot uitsluitend genezingsstatus-tracking; de Cardiff-vermelding in protocol §5.5.6 en in protocol-analyse.html is verwijderd.</w:t>
+        <w:t>Beslissing herzien (03/08/2026): de Cardiff Wound Impact Schedule wordt toch volledig uitgewerkt, niet geschrapt. eCRF 47 is terug aangevuld met de Cardiff-tracking, protocol §5.5.6 en protocol-analyse.html zijn hersteld, en een nieuw eCRF 47b (plaatshouder) is toegevoegd voor het officiële instrument zelf, naar het model van eCRF 34b/35b. Het team bespreekt dit item opnieuw voor de definitieve keuze.</w:t>
       </w:r>
     </w:p>
     <w:p>
@@ -2345,6 +2345,46 @@
       </w:r>
     </w:p>
     <w:p>
+      <w:pPr/>
+      <w:r>
+        <w:rPr>
+          <w:b/>
+          <w:color w:val="123A5F"/>
+          <w:sz w:val="23"/>
+        </w:rPr>
+        <w:t>5.2 Cardiff Wound Impact Schedule — instrument zelf nog toe te voegen</w:t>
+      </w:r>
+    </w:p>
+    <w:p>
+      <w:pPr/>
+      <w:r>
+        <w:rPr>
+          <w:color w:val="2E3B47"/>
+        </w:rPr>
+        <w:t>eCRF 47 verwijst naar de gevalideerde Nederlandstalige Cardiff Wound Impact Schedule (§5.5.6 protocol), en eCRF 47b is aangemaakt als plaatshouder daarvoor — net als bij eCRF 34b/35b (iMCQ/iPCQ) bevat dit nog niet de vragenlijst zelf. De officiële, gevalideerde versie van dit instrument moet nog aangeschaft/gevonden en in eCRF 47b geplaatst worden.</w:t>
+      </w:r>
+    </w:p>
+    <w:p>
+      <w:pPr/>
+      <w:r>
+        <w:rPr>
+          <w:b/>
+          <w:color w:val="123A5F"/>
+          <w:sz w:val="23"/>
+        </w:rPr>
+        <w:t>5.3 Informed consent — Cardiff-vragenlijst niet vermeld bij patiënt</w:t>
+      </w:r>
+    </w:p>
+    <w:p>
+      <w:pPr/>
+      <w:r>
+        <w:rPr>
+          <w:color w:val="2E3B47"/>
+        </w:rPr>
+        <w:t>Het patiënten-ICF (eCRF 02) vermeldt reeds algemeen dat nieuwe voetklachten gemeld moeten worden, wat de AE/SAE-meldingsplicht (eCRF 46) dekt. Het ICF vermeldt echter nergens dat een deelnemer, bij het optreden van een nieuw ulcus, een bijkomende vragenlijst (Cardiff Wound Impact Schedule, op 4 en 12 weken) zal moeten invullen. Dit is een nieuwe belasting voor de deelnemer die mogelijk in het ICF vermeld moet worden voor volledige informed consent — te beoordelen door het team/de EC.</w:t>
+      </w:r>
+    </w:p>
+    <w:p>
       <w:pPr>
         <w:spacing w:before="160"/>
       </w:pPr>
@@ -2354,7 +2394,7 @@
           <w:color w:val="123A5F"/>
           <w:sz w:val="23"/>
         </w:rPr>
-        <w:t>5.2 Geboorteland als proxy voor race/ethnicity (niet dringend)</w:t>
+        <w:t>5.4 Geboorteland als proxy voor race/ethnicity (niet dringend)</w:t>
       </w:r>
     </w:p>
     <w:p>

--- a/(e)CRF/COS-CDS_Auditrapport_en_TODO.docx
+++ b/(e)CRF/COS-CDS_Auditrapport_en_TODO.docx
@@ -176,7 +176,7 @@
         <w:rPr>
           <w:color w:val="2E3B47"/>
         </w:rPr>
-        <w:t>Nieuw eCRF 47: Ulcus-vervolgformulier — dekt de COS-eindpunten “wound healing” en “time to healing”, die voordien niet meetbaar waren: het protocol classificeerde een ulcus bij optreden (PEDIS/WIfI) maar had geen mechanisme om te registreren of en wanneer het geneest, en er bestond geen eCRF-document voor de in de protocoltekst genoemde Cardiff Wound Impact Schedule</w:t>
+        <w:t>Nieuw eCRF 47: Ulcus-vervolgformulier — dekt de COS-eindpunten “wound healing” en “time to healing”, die voordien niet meetbaar waren: het protocol classificeerde een ulcus bij optreden (PEDIS/WIfI) maar had geen mechanisme om te registreren of en wanneer het geneest.</w:t>
       </w:r>
     </w:p>
     <w:p>
@@ -209,7 +209,18 @@
         <w:rPr>
           <w:color w:val="2E3B47"/>
         </w:rPr>
-        <w:t>Beslissing herzien (03/08/2026): de Cardiff Wound Impact Schedule wordt toch volledig uitgewerkt, niet geschrapt. eCRF 47 is terug aangevuld met de Cardiff-tracking, protocol §5.5.6 en protocol-analyse.html zijn hersteld, en een nieuw eCRF 47b (plaatshouder) is toegevoegd voor het officiële instrument zelf, naar het model van eCRF 34b/35b. Het team bespreekt dit item opnieuw voor de definitieve keuze.</w:t>
+        <w:t>Teambeslissing (03/08/2026, definitief): de Cardiff Wound Impact Schedule wordt niet gebruikt in de studie. Reden: het instrument is licentieplichtig, en de vereiste herafname op 12 weken na het ulcus is praktisch niet haalbaar binnen de studieopzet. Alle verwijzingen zijn verwijderd — in het protocol (§5.5.6), in eCRF 47 (herleid tot uitsluitend genezingsstatus), in de ulcusopvolging van visite-checklist.html en in protocol-analyse.html; het plaatshouder-document eCRF 47b is geschrapt. Het COS-eindpunt ‘health-related quality of life’ blijft gedekt via de EQ-5D-5L (eCRF 21).</w:t>
+      </w:r>
+    </w:p>
+    <w:p>
+      <w:pPr>
+        <w:pStyle w:val="ListBullet"/>
+      </w:pPr>
+      <w:r>
+        <w:rPr>
+          <w:color w:val="2E3B47"/>
+        </w:rPr>
+        <w:t>eCRF 46 en 47 volledig herbouwd op basis van eCRF 38 als sjabloon, zodat opmaak nu identiek is aan de bestaande eCRF’s: gecentreerde titel “eCRF Document NN:” (bold, 14pt, 123A5F), sectiekoppen via de benoemde stijl ‘Stijl3’, bodytekst 12pt zwart, en checkboxes met het glyph in Segoe UI Symbol.</w:t>
       </w:r>
     </w:p>
     <w:p>
@@ -2345,43 +2356,25 @@
       </w:r>
     </w:p>
     <w:p>
-      <w:pPr/>
+      <w:pPr>
+        <w:spacing w:before="160"/>
+      </w:pPr>
       <w:r>
         <w:rPr>
           <w:b/>
           <w:color w:val="123A5F"/>
           <w:sz w:val="23"/>
         </w:rPr>
-        <w:t>5.2 Cardiff Wound Impact Schedule — instrument zelf nog toe te voegen</w:t>
+        <w:t>5.2 Geboorteland als proxy voor race/ethnicity (niet dringend)</w:t>
       </w:r>
     </w:p>
     <w:p>
-      <w:pPr/>
       <w:r>
         <w:rPr>
-          <w:color w:val="2E3B47"/>
+          <w:i w:val="0"/>
+          <w:color w:val="59636E"/>
         </w:rPr>
-        <w:t>eCRF 47 verwijst naar de gevalideerde Nederlandstalige Cardiff Wound Impact Schedule (§5.5.6 protocol), en eCRF 47b is aangemaakt als plaatshouder daarvoor — net als bij eCRF 34b/35b (iMCQ/iPCQ) bevat dit nog niet de vragenlijst zelf. De officiële, gevalideerde versie van dit instrument moet nog aangeschaft/gevonden en in eCRF 47b geplaatst worden.</w:t>
-      </w:r>
-    </w:p>
-    <w:p>
-      <w:pPr/>
-      <w:r>
-        <w:rPr>
-          <w:b/>
-          <w:color w:val="123A5F"/>
-          <w:sz w:val="23"/>
-        </w:rPr>
-        <w:t>5.3 Informed consent — Cardiff-vragenlijst niet vermeld bij patiënt</w:t>
-      </w:r>
-    </w:p>
-    <w:p>
-      <w:pPr/>
-      <w:r>
-        <w:rPr>
-          <w:color w:val="2E3B47"/>
-        </w:rPr>
-        <w:t>Het patiënten-ICF (eCRF 02) vermeldt reeds algemeen dat nieuwe voetklachten gemeld moeten worden, wat de AE/SAE-meldingsplicht (eCRF 46) dekt. Het ICF vermeldt echter nergens dat een deelnemer, bij het optreden van een nieuw ulcus, een bijkomende vragenlijst (Cardiff Wound Impact Schedule, op 4 en 12 weken) zal moeten invullen. Dit is een nieuwe belasting voor de deelnemer die mogelijk in het ICF vermeld moet worden voor volledige informed consent — te beoordelen door het team/de EC.</w:t>
+        <w:t>Bevestigd: geboorteland (eCRF 07, 1.13) blijft de gekozen proxy. Geen actie nu nodig — enkel bij een eventuele publicatie is het nuttig om deze bewuste afwijking van de letterlijke CDS-aanbeveling (omwille van AVG/GDPR) kort te motiveren in de methodesectie.</w:t>
       </w:r>
     </w:p>
     <w:p>
@@ -2394,16 +2387,31 @@
           <w:color w:val="123A5F"/>
           <w:sz w:val="23"/>
         </w:rPr>
-        <w:t>5.4 Geboorteland als proxy voor race/ethnicity (niet dringend)</w:t>
+        <w:t>5.3 Referentielijst — bibliografie was niet ingevoegd (opgelost) + dubbels na te kijken</w:t>
       </w:r>
     </w:p>
     <w:p>
       <w:r>
         <w:rPr>
-          <w:i w:val="0"/>
-          <w:color w:val="59636E"/>
+          <w:color w:val="2E3B47"/>
         </w:rPr>
-        <w:t>Bevestigd: geboorteland (eCRF 07, 1.13) blijft de gekozen proxy. Geen actie nu nodig — enkel bij een eventuele publicatie is het nuttig om deze bewuste afwijking van de letterlijke CDS-aanbeveling (omwille van AVG/GDPR) kort te motiveren in de methodesectie.</w:t>
+        <w:t>Bevinding: de protocoltekst bevatte 68 Mendeley-citatievelden die correct als superscript renderden (referentienummers 1 t.e.m. 42), maar de bibliografie zelf was nooit onder “12. References” ingevoegd — die sectie was leeg. Voor een EC-indiening is dat een blokkerend punt: de lezer kan geen enkele bronverwijzing natrekken.</w:t>
+      </w:r>
+    </w:p>
+    <w:p>
+      <w:r>
+        <w:rPr>
+          <w:color w:val="2E3B47"/>
+        </w:rPr>
+        <w:t>Actie ondernomen: de volledige lijst (1–42) is gereconstrueerd uit de ingebedde citatiedata en toegevoegd onder §12, aangevuld met de twee nieuwe artikelen als referentie 43 (Core Outcome Set, Diabetes Care 2024) en 44 (Core Descriptor Set, Diabetologia 2026).</w:t>
+      </w:r>
+    </w:p>
+    <w:p>
+      <w:r>
+        <w:rPr>
+          <w:color w:val="B03A2E"/>
+        </w:rPr>
+        <w:t>Nog na te kijken door u: enkele bronnen staan dubbel in de Mendeley-bibliotheek en kregen daardoor twee verschillende nummers — 16≡19, 17≡22, 18≡25, 29≡33, en 28≈40. Ook ontbreekt bij referentie 20 de auteur en bij 37 het jaartal. Dit is het zuiverst op te lossen door de dubbels in Mendeley samen te voegen en daarna in Word de bibliografie opnieuw te laten genereren; die stap vervangt dan de nu ingevoegde tekstlijst.</w:t>
       </w:r>
     </w:p>
     <w:sectPr>

--- a/(e)CRF/COS-CDS_Auditrapport_en_TODO.docx
+++ b/(e)CRF/COS-CDS_Auditrapport_en_TODO.docx
@@ -2387,7 +2387,7 @@
           <w:color w:val="123A5F"/>
           <w:sz w:val="23"/>
         </w:rPr>
-        <w:t>5.3 Referentielijst — bibliografie was niet ingevoegd (opgelost) + dubbels na te kijken</w:t>
+        <w:t>5.3 Referentielijst — volledig herzien en ontdubbeld (opgelost)</w:t>
       </w:r>
     </w:p>
     <w:p>
@@ -2403,7 +2403,16 @@
         <w:rPr>
           <w:color w:val="2E3B47"/>
         </w:rPr>
-        <w:t>Actie ondernomen: de volledige lijst (1–42) is gereconstrueerd uit de ingebedde citatiedata en toegevoegd onder §12, aangevuld met de twee nieuwe artikelen als referentie 43 (Core Outcome Set, Diabetes Care 2024) en 44 (Core Descriptor Set, Diabetologia 2026).</w:t>
+        <w:t>Actie ondernomen: de volledige lijst is gereconstrueerd uit de ingebedde citatiedata. Daarnaast zijn de dubbele bronnen samengevoegd — dezelfde publicatie stond vijf keer onder twee verschillende nummers (16/19, 17/22, 18/25, 29/33 en 28/40). Dat bracht het aantal van 42 naar 37 unieke bronnen. Alle 68 citatievelden in de lopende tekst zijn mee hernummerd, zodat tekst en lijst exact op elkaar aansluiten. De twee nieuwe artikelen zijn toegevoegd als referentie 38 (Core Outcome Set) en 39 (Core Descriptor Set), en worden nu ook in de tekst als superscript geciteerd.</w:t>
+      </w:r>
+    </w:p>
+    <w:p>
+      <w:pPr/>
+      <w:r>
+        <w:rPr>
+          <w:color w:val="B03A2E"/>
+        </w:rPr>
+        <w:t>Nog te bevestigen door de promotor (kon ik niet zelf vaststellen): referentie 33 (Kostenhandleiding voor economische evaluaties, Zorginstituut Nederland) draagt geen jaartal in de bibliotheek, terwijl er versies 2015, 2023 en 2024 bestaan — het juiste jaartal moet nog ingevuld worden. Referentie 7 (Acker 2000) mist paginanummers. Bij enkele oudere referenties ontbreekt de DOI; die zijn wel eenduidig identificeerbaar via tijdschrift, jaar, volume en pagina.</w:t>
       </w:r>
     </w:p>
     <w:p>
@@ -2411,7 +2420,7 @@
         <w:rPr>
           <w:color w:val="B03A2E"/>
         </w:rPr>
-        <w:t>Nog na te kijken door u: enkele bronnen staan dubbel in de Mendeley-bibliotheek en kregen daardoor twee verschillende nummers — 16≡19, 17≡22, 18≡25, 29≡33, en 28≈40. Ook ontbreekt bij referentie 20 de auteur en bij 37 het jaartal. Dit is het zuiverst op te lossen door de dubbels in Mendeley samen te voegen en daarna in Word de bibliografie opnieuw te laten genereren; die stap vervangt dan de nu ingevoegde tekstlijst.</w:t>
+        <w:t>Geverifieerd en gecorrigeerd aan de hand van de uitgeversbron: referentie 3 (Apelqvist 2008) had een afgekapte DOI — aangevuld tot doi:10.1002/dmrr.848 met de volledige auteurslijst en paginanummers; de IWGDF-preventierichtlijn (nu 25) stond zonder tijdschriftgegevens — aangevuld tot Diabetes Metab Res Rev. 2024;40(3):e3651, doi:10.1002/dmrr.3651; de NICE-richtlijn (nu 19) had geen auteur — aangevuld met de uitgevende instantie. Enkele titels stonden in hoofdletters of met dubbele leestekens en zijn typografisch gelijkgetrokken.</w:t>
       </w:r>
     </w:p>
     <w:sectPr>

--- a/(e)CRF/COS-CDS_Auditrapport_en_TODO.docx
+++ b/(e)CRF/COS-CDS_Auditrapport_en_TODO.docx
@@ -2395,7 +2395,7 @@
         <w:rPr>
           <w:color w:val="2E3B47"/>
         </w:rPr>
-        <w:t>Bevinding: de protocoltekst bevatte 68 Mendeley-citatievelden die correct als superscript renderden (referentienummers 1 t.e.m. 42), maar de bibliografie zelf was nooit onder “12. References” ingevoegd — die sectie was leeg. Voor een EC-indiening is dat een blokkerend punt: de lezer kan geen enkele bronverwijzing natrekken.</w:t>
+        <w:t>Bevinding: de protocoltekst bevat 68 Mendeley-citatievelden die als superscript renderen, maar de bibliografie was nooit onder “12. References” ingevoegd — die sectie was leeg. Bij het herstellen bleek bovendien dat de door Mendeley gecachete superscript-nummers onderling niet consistent waren: hetzelfde nummer verwees op verschillende plaatsen naar verschillende bronnen (nummer 27 zelfs naar vier verschillende artikelen). Die nummers waren dus onbruikbaar als sleutel; de onderliggende bron-ID’s per citatie zijn wel betrouwbaar.</w:t>
       </w:r>
     </w:p>
     <w:p>
@@ -2403,7 +2403,7 @@
         <w:rPr>
           <w:color w:val="2E3B47"/>
         </w:rPr>
-        <w:t>Actie ondernomen: de volledige lijst is gereconstrueerd uit de ingebedde citatiedata. Daarnaast zijn de dubbele bronnen samengevoegd — dezelfde publicatie stond vijf keer onder twee verschillende nummers (16/19, 17/22, 18/25, 29/33 en 28/40). Dat bracht het aantal van 42 naar 37 unieke bronnen. Alle 68 citatievelden in de lopende tekst zijn mee hernummerd, zodat tekst en lijst exact op elkaar aansluiten. De twee nieuwe artikelen zijn toegevoegd als referentie 38 (Core Outcome Set) en 39 (Core Descriptor Set), en worden nu ook in de tekst als superscript geciteerd.</w:t>
+        <w:t>Actie ondernomen: elke unieke bron is opnieuw genummerd op volgorde van eerste voorkomen in de tekst (standaard Vancouver), en elk van de 68 citatievelden is herschreven met de nummers van zijn eigen bronnen. Twee echte dubbels in de bibliotheek zijn samengevoegd (de IWGDF-preventierichtlijn en de van-Netten-review uit 2024, beide twee keer ingevoerd). De twee van-Netten-reviews uit 2016 en 2020 zijn wel apart gehouden — dat zijn verschillende publicaties. Zo blijven 40 bronnen over; met de twee nieuwe artikelen als 41 (Core Outcome Set) en 42 (Core Descriptor Set) telt de lijst 42 items. Geverifieerd: elk citaat komt overeen met zijn eigen bronnen, elk nummer heeft een lijstitem, geen lijstitem blijft ongebruikt en er staan geen dubbels meer in.</w:t>
       </w:r>
     </w:p>
     <w:p>
@@ -2412,7 +2412,16 @@
         <w:rPr>
           <w:color w:val="B03A2E"/>
         </w:rPr>
-        <w:t>Nog te bevestigen door de promotor (kon ik niet zelf vaststellen): referentie 33 (Kostenhandleiding voor economische evaluaties, Zorginstituut Nederland) draagt geen jaartal in de bibliotheek, terwijl er versies 2015, 2023 en 2024 bestaan — het juiste jaartal moet nog ingevuld worden. Referentie 7 (Acker 2000) mist paginanummers. Bij enkele oudere referenties ontbreekt de DOI; die zijn wel eenduidig identificeerbaar via tijdschrift, jaar, volume en pagina.</w:t>
+        <w:t>Nog te bevestigen door de promotor: referentie 36 (Kostenhandleiding voor economische evaluaties, Zorginstituut Nederland) draagt geen jaartal in de bibliotheek, terwijl er versies 2015, 2023 en 2024 bestaan — het juiste jaartal moet nog ingevuld worden. Referentie 8 (Acker 2000) mist paginanummers. Enkele titels bevatten typfouten uit de bibliotheek die zijn rechtgezet (o.a. “thera peutic” en “Dabetes Care” bij referentie 17).</w:t>
+      </w:r>
+    </w:p>
+    <w:p>
+      <w:pPr/>
+      <w:r>
+        <w:rPr>
+          <w:color w:val="B03A2E"/>
+        </w:rPr>
+        <w:t>Auteursvermelding: de lijst toont nu de eerste zes auteurs gevolgd door ‘et al.’ (ICMJE), in plaats van drie. Daardoor zijn co-auteurs zoals Schaper opnieuw zichtbaar (referenties 4, 16 en 37). Ter info: in het volledige document — inclusief de Mendeley-cache — komt geen enkele bron voor met Schaper als EÉRSTE auteur; hij staat er telkens als co-auteur op.</w:t>
       </w:r>
     </w:p>
     <w:p>

--- a/(e)CRF/COS-CDS_Auditrapport_en_TODO.docx
+++ b/(e)CRF/COS-CDS_Auditrapport_en_TODO.docx
@@ -2412,7 +2412,7 @@
         <w:rPr>
           <w:color w:val="B03A2E"/>
         </w:rPr>
-        <w:t>Nog te bevestigen door de promotor: referentie 36 (Kostenhandleiding voor economische evaluaties, Zorginstituut Nederland) draagt geen jaartal in de bibliotheek, terwijl er versies 2015, 2023 en 2024 bestaan — het juiste jaartal moet nog ingevuld worden. Referentie 8 (Acker 2000) mist paginanummers. Enkele titels bevatten typfouten uit de bibliotheek die zijn rechtgezet (o.a. “thera peutic” en “Dabetes Care” bij referentie 17).</w:t>
+        <w:t>Opgelost (05/08/2026): referentie 36 (Kostenhandleiding voor economische evaluaties, Zorginstituut Nederland) is bevestigd als de editie 2024 en zo opgenomen in de referentielijst. Alle 42 referenties dragen nu een jaartal. Nog open: referentie 8 (Acker 2000) mist paginanummers; bij enkele oudere referenties ontbreekt de DOI, maar die zijn eenduidig identificeerbaar via tijdschrift, jaar, volume en pagina.</w:t>
       </w:r>
     </w:p>
     <w:p>

--- a/(e)CRF/COS-CDS_Auditrapport_en_TODO.docx
+++ b/(e)CRF/COS-CDS_Auditrapport_en_TODO.docx
@@ -2412,7 +2412,7 @@
         <w:rPr>
           <w:color w:val="B03A2E"/>
         </w:rPr>
-        <w:t>Opgelost (05/08/2026): referentie 36 (Kostenhandleiding voor economische evaluaties, Zorginstituut Nederland) is bevestigd als de editie 2024 en zo opgenomen in de referentielijst. Alle 42 referenties dragen nu een jaartal. Nog open: referentie 8 (Acker 2000) mist paginanummers; bij enkele oudere referenties ontbreekt de DOI, maar die zijn eenduidig identificeerbaar via tijdschrift, jaar, volume en pagina.</w:t>
+        <w:t>Opgelost (05/08/2026): referentie 36 (Kostenhandleiding) is bevestigd als de editie 2024. Referentie 8 (Van Acker 2000) is via PubMed aangevuld met uitgave, paginanummers en DOI. Daarnaast bleek dat de eerdere generator naampartikels liet vallen: 25 auteurs stonden zonder hun ‘van’, ‘de’ of ‘Van Den’ (Netten i.p.v. van Netten, Acker i.p.v. Van Acker, Broucke i.p.v. Van Den Broucke). Vijftien referenties zijn daarop gecorrigeerd. Alle 42 referenties dragen nu een jaartal, de lijst loopt opeenvolgend 1–42, elk nummer in de tekst heeft een lijstitem en er zijn geen dubbels.</w:t>
       </w:r>
     </w:p>
     <w:p>
